--- a/Master-Speaking-Student-Practice-Pack.docx
+++ b/Master-Speaking-Student-Practice-Pack.docx
@@ -3478,7 +3478,7 @@
       <w:rFonts w:asciiTheme="majorHAnsi" w:eastAsiaTheme="majorEastAsia" w:hAnsiTheme="majorHAnsi" w:cstheme="majorBidi" w:ascii="Source Sans 3" w:hAnsi="Source Sans 3"/>
       <w:b/>
       <w:bCs/>
-      <w:color w:val="0E6E5C"/>
+      <w:color w:val="205F67"/>
       <w:sz w:val="28"/>
       <w:szCs w:val="28"/>
     </w:rPr>
@@ -3502,7 +3502,7 @@
       <w:rFonts w:asciiTheme="majorHAnsi" w:eastAsiaTheme="majorEastAsia" w:hAnsiTheme="majorHAnsi" w:cstheme="majorBidi" w:ascii="Source Sans 3" w:hAnsi="Source Sans 3"/>
       <w:b/>
       <w:bCs/>
-      <w:color w:val="0E6E5C"/>
+      <w:color w:val="205F67"/>
       <w:sz w:val="26"/>
       <w:szCs w:val="26"/>
     </w:rPr>
@@ -3765,7 +3765,7 @@
     </w:pPr>
     <w:rPr>
       <w:rFonts w:asciiTheme="majorHAnsi" w:eastAsiaTheme="majorEastAsia" w:hAnsiTheme="majorHAnsi" w:cstheme="majorBidi" w:ascii="Source Sans 3" w:hAnsi="Source Sans 3"/>
-      <w:color w:val="0E6E5C"/>
+      <w:color w:val="205F67"/>
       <w:spacing w:val="5"/>
       <w:kern w:val="28"/>
       <w:sz w:val="52"/>

--- a/Master-Speaking-Student-Practice-Pack.docx
+++ b/Master-Speaking-Student-Practice-Pack.docx
@@ -20,12 +20,12 @@
     </w:p>
     <w:p>
       <w:r>
-        <w:t>New supplementary practice • October 2026</w:t>
-      </w:r>
-    </w:p>
-    <w:p>
-      <w:r>
-        <w:t>Use this pack with the book and Class Companion. It adds chapter success checklists, short speaking models, and questions for eight new teacher-read listening alternatives. These alternatives do not use the book’s original video questions.</w:t>
+        <w:t>Practice for the self-contained course • October 2026</w:t>
+      </w:r>
+    </w:p>
+    <w:p>
+      <w:r>
+        <w:t>Use this pack with the book and Class Companion. It adds chapter success checklists, short speaking models, and worksheets for the eight original read-aloud listening stories used in Chapter 2 of each unit.</w:t>
       </w:r>
     </w:p>
     <w:p>
@@ -285,7 +285,7 @@
         <w:pStyle w:val="Heading1"/>
       </w:pPr>
       <w:r>
-        <w:t>2. Unit 1 • New listening worksheet</w:t>
+        <w:t>2. Unit 1 • Listening worksheet</w:t>
       </w:r>
     </w:p>
     <w:p>
@@ -295,7 +295,7 @@
     </w:p>
     <w:p>
       <w:r>
-        <w:t>Input: a new fictional teacher-read story, not the original book video. Listen before you see the script. Use this worksheet only with the matching story in the Teacher Implementation Pack.</w:t>
+        <w:t>Input: the matching fictional story in Chapter 2 and the Teacher Implementation Pack. Listen before you see the script; the detail questions here match the book.</w:t>
       </w:r>
     </w:p>
     <w:p>
@@ -650,7 +650,7 @@
         <w:pStyle w:val="Heading1"/>
       </w:pPr>
       <w:r>
-        <w:t>4. Unit 2 • New listening worksheet</w:t>
+        <w:t>4. Unit 2 • Listening worksheet</w:t>
       </w:r>
     </w:p>
     <w:p>
@@ -660,7 +660,7 @@
     </w:p>
     <w:p>
       <w:r>
-        <w:t>Input: a new fictional teacher-read story, not the original book video. Listen before you see the script. Use this worksheet only with the matching story in the Teacher Implementation Pack.</w:t>
+        <w:t>Input: the matching fictional story in Chapter 2 and the Teacher Implementation Pack. Listen before you see the script; the detail questions here match the book.</w:t>
       </w:r>
     </w:p>
     <w:p>
@@ -1015,7 +1015,7 @@
         <w:pStyle w:val="Heading1"/>
       </w:pPr>
       <w:r>
-        <w:t>6. Unit 3 • New listening worksheet</w:t>
+        <w:t>6. Unit 3 • Listening worksheet</w:t>
       </w:r>
     </w:p>
     <w:p>
@@ -1025,7 +1025,7 @@
     </w:p>
     <w:p>
       <w:r>
-        <w:t>Input: a new fictional teacher-read story, not the original book video. Listen before you see the script. Use this worksheet only with the matching story in the Teacher Implementation Pack.</w:t>
+        <w:t>Input: the matching fictional story in Chapter 2 and the Teacher Implementation Pack. Listen before you see the script; the detail questions here match the book.</w:t>
       </w:r>
     </w:p>
     <w:p>
@@ -1380,7 +1380,7 @@
         <w:pStyle w:val="Heading1"/>
       </w:pPr>
       <w:r>
-        <w:t>8. Unit 4 • New listening worksheet</w:t>
+        <w:t>8. Unit 4 • Listening worksheet</w:t>
       </w:r>
     </w:p>
     <w:p>
@@ -1390,7 +1390,7 @@
     </w:p>
     <w:p>
       <w:r>
-        <w:t>Input: a new fictional teacher-read story, not the original book video. Listen before you see the script. Use this worksheet only with the matching story in the Teacher Implementation Pack.</w:t>
+        <w:t>Input: the matching fictional story in Chapter 2 and the Teacher Implementation Pack. Listen before you see the script; the detail questions here match the book.</w:t>
       </w:r>
     </w:p>
     <w:p>
@@ -1745,7 +1745,7 @@
         <w:pStyle w:val="Heading1"/>
       </w:pPr>
       <w:r>
-        <w:t>10. Unit 5 • New listening worksheet</w:t>
+        <w:t>10. Unit 5 • Listening worksheet</w:t>
       </w:r>
     </w:p>
     <w:p>
@@ -1755,7 +1755,7 @@
     </w:p>
     <w:p>
       <w:r>
-        <w:t>Input: a new fictional teacher-read story, not the original book video. Listen before you see the script. Use this worksheet only with the matching story in the Teacher Implementation Pack.</w:t>
+        <w:t>Input: the matching fictional story in Chapter 2 and the Teacher Implementation Pack. Listen before you see the script; the detail questions here match the book.</w:t>
       </w:r>
     </w:p>
     <w:p>
@@ -2110,7 +2110,7 @@
         <w:pStyle w:val="Heading1"/>
       </w:pPr>
       <w:r>
-        <w:t>12. Unit 6 • New listening worksheet</w:t>
+        <w:t>12. Unit 6 • Listening worksheet</w:t>
       </w:r>
     </w:p>
     <w:p>
@@ -2120,7 +2120,7 @@
     </w:p>
     <w:p>
       <w:r>
-        <w:t>Input: a new fictional teacher-read story, not the original book video. Listen before you see the script. Use this worksheet only with the matching story in the Teacher Implementation Pack.</w:t>
+        <w:t>Input: the matching fictional story in Chapter 2 and the Teacher Implementation Pack. Listen before you see the script; the detail questions here match the book.</w:t>
       </w:r>
     </w:p>
     <w:p>
@@ -2475,7 +2475,7 @@
         <w:pStyle w:val="Heading1"/>
       </w:pPr>
       <w:r>
-        <w:t>14. Unit 7 • New listening worksheet</w:t>
+        <w:t>14. Unit 7 • Listening worksheet</w:t>
       </w:r>
     </w:p>
     <w:p>
@@ -2485,7 +2485,7 @@
     </w:p>
     <w:p>
       <w:r>
-        <w:t>Input: a new fictional teacher-read story, not the original book video. Listen before you see the script. Use this worksheet only with the matching story in the Teacher Implementation Pack.</w:t>
+        <w:t>Input: the matching fictional story in Chapter 2 and the Teacher Implementation Pack. Listen before you see the script; the detail questions here match the book.</w:t>
       </w:r>
     </w:p>
     <w:p>
@@ -2840,7 +2840,7 @@
         <w:pStyle w:val="Heading1"/>
       </w:pPr>
       <w:r>
-        <w:t>16. Unit 8 • New listening worksheet</w:t>
+        <w:t>16. Unit 8 • Listening worksheet</w:t>
       </w:r>
     </w:p>
     <w:p>
@@ -2850,7 +2850,7 @@
     </w:p>
     <w:p>
       <w:r>
-        <w:t>Input: a new fictional teacher-read story, not the original book video. Listen before you see the script. Use this worksheet only with the matching story in the Teacher Implementation Pack.</w:t>
+        <w:t>Input: the matching fictional story in Chapter 2 and the Teacher Implementation Pack. Listen before you see the script; the detail questions here match the book.</w:t>
       </w:r>
     </w:p>
     <w:p>

--- a/Master-Speaking-Student-Practice-Pack.docx
+++ b/Master-Speaking-Student-Practice-Pack.docx
@@ -389,6 +389,24 @@
       </w:r>
     </w:p>
     <w:p>
+      <w:pPr>
+        <w:pStyle w:val="Heading2"/>
+      </w:pPr>
+      <w:r>
+        <w:t>Listen more closely — discuss after checking the details</w:t>
+      </w:r>
+    </w:p>
+    <w:p>
+      <w:r>
+        <w:t>Why might the member’s complaint be reasonable, even though clarification helped?</w:t>
+      </w:r>
+    </w:p>
+    <w:p>
+      <w:r>
+        <w:t>What is the difference between clarifying information and agreeing on an action in this account?</w:t>
+      </w:r>
+    </w:p>
+    <w:p>
       <w:r>
         <w:t>Partner check: Which answer are you least certain about? Say what you need to hear again.</w:t>
       </w:r>
@@ -754,6 +772,24 @@
       </w:r>
     </w:p>
     <w:p>
+      <w:pPr>
+        <w:pStyle w:val="Heading2"/>
+      </w:pPr>
+      <w:r>
+        <w:t>Listen more closely — discuss after checking the details</w:t>
+      </w:r>
+    </w:p>
+    <w:p>
+      <w:r>
+        <w:t>Why does the speaker reject word count as the only measure of progress?</w:t>
+      </w:r>
+    </w:p>
+    <w:p>
+      <w:r>
+        <w:t>What can the two attempts show, and what can they not establish?</w:t>
+      </w:r>
+    </w:p>
+    <w:p>
       <w:r>
         <w:t>Partner check: Which answer are you least certain about? Say what you need to hear again.</w:t>
       </w:r>
@@ -1119,6 +1155,24 @@
       </w:r>
     </w:p>
     <w:p>
+      <w:pPr>
+        <w:pStyle w:val="Heading2"/>
+      </w:pPr>
+      <w:r>
+        <w:t>Listen more closely — discuss after checking the details</w:t>
+      </w:r>
+    </w:p>
+    <w:p>
+      <w:r>
+        <w:t>What was the weakness in the narrator’s first judgment about Kareem?</w:t>
+      </w:r>
+    </w:p>
+    <w:p>
+      <w:r>
+        <w:t>How does the later disagreement distinguish understanding from agreement?</w:t>
+      </w:r>
+    </w:p>
+    <w:p>
       <w:r>
         <w:t>Partner check: Which answer are you least certain about? Say what you need to hear again.</w:t>
       </w:r>
@@ -1484,6 +1538,24 @@
       </w:r>
     </w:p>
     <w:p>
+      <w:pPr>
+        <w:pStyle w:val="Heading2"/>
+      </w:pPr>
+      <w:r>
+        <w:t>Listen more closely — discuss after checking the details</w:t>
+      </w:r>
+    </w:p>
+    <w:p>
+      <w:r>
+        <w:t>Why is the final choice not evidence that one kind of spending always brings more happiness?</w:t>
+      </w:r>
+    </w:p>
+    <w:p>
+      <w:r>
+        <w:t>What concern does inviting new members to help plan the conversation address?</w:t>
+      </w:r>
+    </w:p>
+    <w:p>
       <w:r>
         <w:t>Partner check: Which answer are you least certain about? Say what you need to hear again.</w:t>
       </w:r>
@@ -1849,6 +1921,24 @@
       </w:r>
     </w:p>
     <w:p>
+      <w:pPr>
+        <w:pStyle w:val="Heading2"/>
+      </w:pPr>
+      <w:r>
+        <w:t>Listen more closely — discuss after checking the details</w:t>
+      </w:r>
+    </w:p>
+    <w:p>
+      <w:r>
+        <w:t>What useful contribution did the tool make, and what did that contribution not establish?</w:t>
+      </w:r>
+    </w:p>
+    <w:p>
+      <w:r>
+        <w:t>Why might an apparently polished answer require particular care?</w:t>
+      </w:r>
+    </w:p>
+    <w:p>
       <w:r>
         <w:t>Partner check: Which answer are you least certain about? Say what you need to hear again.</w:t>
       </w:r>
@@ -2214,6 +2304,24 @@
       </w:r>
     </w:p>
     <w:p>
+      <w:pPr>
+        <w:pStyle w:val="Heading2"/>
+      </w:pPr>
+      <w:r>
+        <w:t>Listen more closely — discuss after checking the details</w:t>
+      </w:r>
+    </w:p>
+    <w:p>
+      <w:r>
+        <w:t>Why did the same monthly schedule initially have different meanings for the two friends?</w:t>
+      </w:r>
+    </w:p>
+    <w:p>
+      <w:r>
+        <w:t>What change in their conversation helped them move beyond blame?</w:t>
+      </w:r>
+    </w:p>
+    <w:p>
       <w:r>
         <w:t>Partner check: Which answer are you least certain about? Say what you need to hear again.</w:t>
       </w:r>
@@ -2579,6 +2687,24 @@
       </w:r>
     </w:p>
     <w:p>
+      <w:pPr>
+        <w:pStyle w:val="Heading2"/>
+      </w:pPr>
+      <w:r>
+        <w:t>Listen more closely — discuss after checking the details</w:t>
+      </w:r>
+    </w:p>
+    <w:p>
+      <w:r>
+        <w:t>Why would counting orders alone give an incomplete picture of the trial?</w:t>
+      </w:r>
+    </w:p>
+    <w:p>
+      <w:r>
+        <w:t>What would make consultation meaningful rather than merely symbolic?</w:t>
+      </w:r>
+    </w:p>
+    <w:p>
       <w:r>
         <w:t>Partner check: Which answer are you least certain about? Say what you need to hear again.</w:t>
       </w:r>
@@ -2941,6 +3067,24 @@
     <w:p>
       <w:r>
         <w:t>_______________________________________________________________</w:t>
+      </w:r>
+    </w:p>
+    <w:p>
+      <w:pPr>
+        <w:pStyle w:val="Heading2"/>
+      </w:pPr>
+      <w:r>
+        <w:t>Listen more closely — discuss after checking the details</w:t>
+      </w:r>
+    </w:p>
+    <w:p>
+      <w:r>
+        <w:t>Why was knowing the individual words insufficient in the misunderstanding?</w:t>
+      </w:r>
+    </w:p>
+    <w:p>
+      <w:r>
+        <w:t>What distinction does the ending make between shared communication and uniformity?</w:t>
       </w:r>
     </w:p>
     <w:p>
